--- a/plantillas/impact/interno.docx
+++ b/plantillas/impact/interno.docx
@@ -3372,7 +3372,7 @@
               <w:rPr>
                 <w:lang w:val="es-CL"/>
               </w:rPr>
-              <w:t xml:space="preserve">Sebastián Fuentealba [segundo apellido]</w:t>
+              <w:t>{{ representante_legal }}</w:t>
             </w:r>
           </w:p>
         </w:tc>
@@ -3427,212 +3427,6 @@
                 <w:rFonts w:ascii="Arial" w:hAnsi="Arial" w:cs="Arial"/>
                 <w:b/>
                 <w:lang w:val="en-US" w:eastAsia="pt-BR"/>
-              </w:rPr>
-            </w:pPr>
-          </w:p>
-        </w:tc>
-      </w:tr>
-      <w:tr>
-        <w:trPr>
-          <w:trHeight w:val="1081"/>
-        </w:trPr>
-        <w:tc>
-          <w:tcPr>
-            <w:tcW w:w="1545" w:type="dxa"/>
-            <w:gridSpan w:val="2"/>
-          </w:tcPr>
-          <w:p>
-            <w:pPr>
-              <w:spacing w:after="60"/>
-              <w:jc w:val="both"/>
-              <w:rPr>
-                <w:rFonts w:ascii="Arial" w:hAnsi="Arial" w:cs="Arial"/>
-                <w:b/>
-                <w:bCs/>
-                <w:lang w:val="en-US"/>
-              </w:rPr>
-            </w:pPr>
-          </w:p>
-        </w:tc>
-        <w:tc>
-          <w:tcPr>
-            <w:tcW w:w="2815" w:type="dxa"/>
-          </w:tcPr>
-          <w:p>
-            <w:pPr>
-              <w:spacing w:after="60"/>
-              <w:jc w:val="both"/>
-              <w:rPr>
-                <w:rFonts w:ascii="Arial" w:hAnsi="Arial" w:cs="Arial"/>
-                <w:lang w:val="en-US"/>
-              </w:rPr>
-            </w:pPr>
-          </w:p>
-          <w:p>
-            <w:pPr>
-              <w:spacing w:after="60"/>
-              <w:jc w:val="both"/>
-              <w:rPr>
-                <w:rFonts w:ascii="Arial" w:hAnsi="Arial" w:cs="Arial"/>
-                <w:lang w:val="en-US"/>
-              </w:rPr>
-            </w:pPr>
-          </w:p>
-          <w:p>
-            <w:pPr>
-              <w:spacing w:after="60"/>
-              <w:jc w:val="both"/>
-              <w:rPr>
-                <w:rFonts w:ascii="Arial" w:hAnsi="Arial" w:cs="Arial"/>
-                <w:b/>
-                <w:bCs/>
-              </w:rPr>
-            </w:pPr>
-            <w:r>
-              <w:rPr>
-                <w:rFonts w:ascii="Arial" w:hAnsi="Arial" w:cs="Arial"/>
-              </w:rPr>
-              <w:t>_______________________</w:t>
-            </w:r>
-          </w:p>
-        </w:tc>
-        <w:tc>
-          <w:tcPr>
-            <w:tcW w:w="343" w:type="dxa"/>
-            <w:gridSpan w:val="2"/>
-          </w:tcPr>
-          <w:p>
-            <w:pPr>
-              <w:spacing w:after="60"/>
-              <w:jc w:val="both"/>
-              <w:rPr>
-                <w:rFonts w:ascii="Arial" w:hAnsi="Arial" w:cs="Arial"/>
-                <w:b/>
-                <w:bCs/>
-              </w:rPr>
-            </w:pPr>
-          </w:p>
-        </w:tc>
-        <w:tc>
-          <w:tcPr>
-            <w:tcW w:w="4019" w:type="dxa"/>
-          </w:tcPr>
-          <w:p>
-            <w:pPr>
-              <w:spacing w:after="60"/>
-              <w:jc w:val="both"/>
-              <w:rPr>
-                <w:rFonts w:ascii="Arial" w:hAnsi="Arial" w:cs="Arial"/>
-              </w:rPr>
-            </w:pPr>
-          </w:p>
-          <w:p>
-            <w:pPr>
-              <w:spacing w:after="60"/>
-              <w:jc w:val="both"/>
-              <w:rPr>
-                <w:rFonts w:ascii="Arial" w:hAnsi="Arial" w:cs="Arial"/>
-              </w:rPr>
-            </w:pPr>
-          </w:p>
-          <w:p>
-            <w:pPr>
-              <w:spacing w:after="60"/>
-              <w:jc w:val="both"/>
-              <w:rPr>
-                <w:rFonts w:ascii="Arial" w:hAnsi="Arial" w:cs="Arial"/>
-                <w:b/>
-                <w:bCs/>
-              </w:rPr>
-            </w:pPr>
-            <w:r>
-              <w:rPr>
-                <w:rFonts w:ascii="Arial" w:hAnsi="Arial" w:cs="Arial"/>
-              </w:rPr>
-              <w:t>_______________________</w:t>
-            </w:r>
-          </w:p>
-        </w:tc>
-      </w:tr>
-      <w:tr>
-        <w:trPr>
-          <w:trHeight w:val="652"/>
-        </w:trPr>
-        <w:tc>
-          <w:tcPr>
-            <w:tcW w:w="1545" w:type="dxa"/>
-            <w:gridSpan w:val="2"/>
-          </w:tcPr>
-          <w:p>
-            <w:pPr>
-              <w:spacing w:after="60"/>
-              <w:rPr>
-                <w:rFonts w:ascii="Arial" w:hAnsi="Arial" w:cs="Arial"/>
-                <w:b/>
-                <w:bCs/>
-              </w:rPr>
-            </w:pPr>
-            <w:r>
-              <w:rPr>
-                <w:rFonts w:ascii="Arial" w:hAnsi="Arial" w:cs="Arial"/>
-              </w:rPr>
-              <w:t xml:space="preserve">Nombre completo:</w:t>
-            </w:r>
-          </w:p>
-        </w:tc>
-        <w:tc>
-          <w:tcPr>
-            <w:tcW w:w="2815" w:type="dxa"/>
-          </w:tcPr>
-          <w:p>
-            <w:pPr>
-              <w:spacing w:after="60"/>
-              <w:jc w:val="both"/>
-              <w:rPr>
-                <w:rFonts w:ascii="Arial" w:hAnsi="Arial" w:cs="Arial"/>
-                <w:bCs/>
-                <w:lang w:val="es-CL"/>
-              </w:rPr>
-            </w:pPr>
-            <w:r>
-              <w:rPr>
-                <w:lang w:val="es-CL"/>
-              </w:rPr>
-              <w:t xml:space="preserve">Juan Nicolás Palma [segundo apellido]</w:t>
-            </w:r>
-          </w:p>
-        </w:tc>
-        <w:tc>
-          <w:tcPr>
-            <w:tcW w:w="343" w:type="dxa"/>
-            <w:gridSpan w:val="2"/>
-          </w:tcPr>
-          <w:p>
-            <w:pPr>
-              <w:spacing w:after="60"/>
-              <w:jc w:val="both"/>
-              <w:rPr>
-                <w:rFonts w:ascii="Arial" w:hAnsi="Arial" w:cs="Arial"/>
-                <w:b/>
-                <w:bCs/>
-                <w:lang w:val="es-CL"/>
-              </w:rPr>
-            </w:pPr>
-          </w:p>
-        </w:tc>
-        <w:tc>
-          <w:tcPr>
-            <w:tcW w:w="4019" w:type="dxa"/>
-          </w:tcPr>
-          <w:p>
-            <w:pPr>
-              <w:spacing w:after="60"/>
-              <w:jc w:val="both"/>
-              <w:rPr>
-                <w:rFonts w:ascii="Arial" w:hAnsi="Arial" w:cs="Arial"/>
-                <w:b/>
-                <w:bCs/>
-                <w:lang w:val="es-CL"/>
               </w:rPr>
             </w:pPr>
           </w:p>
